--- a/DOCS/23-51598-2(MD ARFAN RAHMAN)_CO4.docx
+++ b/DOCS/23-51598-2(MD ARFAN RAHMAN)_CO4.docx
@@ -144,7 +144,25 @@
           <w:color w:val="183A63"/>
           <w:sz w:val="32"/>
         </w:rPr>
-        <w:t>INDIVIDUAL PROJECT ASSESSMENT  |  WEB TECHNOLOGIES</w:t>
+        <w:t xml:space="preserve">INDIVIDUAL PROJECT </w:t>
+      </w:r>
+      <w:proofErr w:type="gramStart"/>
+      <w:r>
+        <w:rPr>
+          <w:b/>
+          <w:color w:val="183A63"/>
+          <w:sz w:val="32"/>
+        </w:rPr>
+        <w:t>ASSESSMENT  |</w:t>
+      </w:r>
+      <w:proofErr w:type="gramEnd"/>
+      <w:r>
+        <w:rPr>
+          <w:b/>
+          <w:color w:val="183A63"/>
+          <w:sz w:val="32"/>
+        </w:rPr>
+        <w:t xml:space="preserve">  WEB TECHNOLOGIES</w:t>
       </w:r>
     </w:p>
     <w:p>
@@ -379,23 +397,7 @@
                 <w:color w:val="1F2D3D"/>
                 <w:sz w:val="18"/>
               </w:rPr>
-              <w:t>3</w:t>
-            </w:r>
-            <w:r>
-              <w:rPr>
-                <w:b/>
-                <w:color w:val="1F2D3D"/>
-                <w:sz w:val="18"/>
-              </w:rPr>
-              <w:t xml:space="preserve">   |   Section </w:t>
-            </w:r>
-            <w:r>
-              <w:rPr>
-                <w:b/>
-                <w:color w:val="1F2D3D"/>
-                <w:sz w:val="18"/>
-              </w:rPr>
-              <w:t>L</w:t>
+              <w:t>3   |   Section L</w:t>
             </w:r>
           </w:p>
         </w:tc>
@@ -424,13 +426,23 @@
             <w:vAlign w:val="center"/>
           </w:tcPr>
           <w:p>
+            <w:proofErr w:type="spellStart"/>
             <w:r>
               <w:rPr>
                 <w:b/>
                 <w:color w:val="183A63"/>
                 <w:sz w:val="15"/>
               </w:rPr>
-              <w:t>Git Repo</w:t>
+              <w:t>Git</w:t>
+            </w:r>
+            <w:proofErr w:type="spellEnd"/>
+            <w:r>
+              <w:rPr>
+                <w:b/>
+                <w:color w:val="183A63"/>
+                <w:sz w:val="15"/>
+              </w:rPr>
+              <w:t xml:space="preserve"> Repo</w:t>
             </w:r>
           </w:p>
         </w:tc>
@@ -510,7 +522,25 @@
                 <w:color w:val="FFFFFF"/>
                 <w:sz w:val="18"/>
               </w:rPr>
-              <w:t>CO4: Coordinate with group members to develop multi-tier based web application</w:t>
+              <w:t>CO4: Coordinate with group members to develop multi-</w:t>
+            </w:r>
+            <w:proofErr w:type="gramStart"/>
+            <w:r>
+              <w:rPr>
+                <w:b/>
+                <w:color w:val="FFFFFF"/>
+                <w:sz w:val="18"/>
+              </w:rPr>
+              <w:t>tier based</w:t>
+            </w:r>
+            <w:proofErr w:type="gramEnd"/>
+            <w:r>
+              <w:rPr>
+                <w:b/>
+                <w:color w:val="FFFFFF"/>
+                <w:sz w:val="18"/>
+              </w:rPr>
+              <w:t xml:space="preserve"> web application</w:t>
             </w:r>
           </w:p>
         </w:tc>
@@ -954,11 +984,14 @@
         <w:jc w:val="center"/>
       </w:pPr>
       <w:r>
+        <w:rPr>
+          <w:color w:val="183861"/>
+        </w:rPr>
         <w:drawing>
-          <wp:inline distT="0" distB="0" distL="0" distR="0" wp14:anchorId="752339A2" wp14:editId="2531A994">
-            <wp:extent cx="7185727" cy="4997758"/>
-            <wp:effectExtent l="0" t="0" r="2540" b="6350"/>
-            <wp:docPr id="824712971" name="Picture 1"/>
+          <wp:inline distT="0" distB="0" distL="0" distR="0" wp14:anchorId="06653CFD" wp14:editId="4C9DDDFB">
+            <wp:extent cx="7132320" cy="4831632"/>
+            <wp:effectExtent l="0" t="0" r="5080" b="0"/>
+            <wp:docPr id="995362884" name="Picture 1"/>
             <wp:cNvGraphicFramePr>
               <a:graphicFrameLocks xmlns:a="http://schemas.openxmlformats.org/drawingml/2006/main" noChangeAspect="1"/>
             </wp:cNvGraphicFramePr>
@@ -966,12 +999,12 @@
               <a:graphicData uri="http://schemas.openxmlformats.org/drawingml/2006/picture">
                 <pic:pic xmlns:pic="http://schemas.openxmlformats.org/drawingml/2006/picture">
                   <pic:nvPicPr>
-                    <pic:cNvPr id="824712971" name=""/>
+                    <pic:cNvPr id="995362884" name=""/>
                     <pic:cNvPicPr/>
                   </pic:nvPicPr>
                   <pic:blipFill rotWithShape="1">
                     <a:blip r:embed="rId11"/>
-                    <a:srcRect l="13162" t="9804" r="13433" b="8509"/>
+                    <a:srcRect l="12935" t="9984" r="12866" b="9594"/>
                     <a:stretch>
                       <a:fillRect/>
                     </a:stretch>
@@ -979,7 +1012,7 @@
                   <pic:spPr bwMode="auto">
                     <a:xfrm>
                       <a:off x="0" y="0"/>
-                      <a:ext cx="7226024" cy="5025785"/>
+                      <a:ext cx="7132320" cy="4831632"/>
                     </a:xfrm>
                     <a:prstGeom prst="rect">
                       <a:avLst/>
@@ -12979,19 +13012,6 @@
 </file>
 
 <file path=customXml/item1.xml><?xml version="1.0" encoding="utf-8"?>
-<?mso-contentType ?>
-<FormTemplates xmlns="http://schemas.microsoft.com/sharepoint/v3/contenttype/forms">
-  <Display>DocumentLibraryForm</Display>
-  <Edit>DocumentLibraryForm</Edit>
-  <New>DocumentLibraryForm</New>
-</FormTemplates>
-</file>
-
-<file path=customXml/item2.xml><?xml version="1.0" encoding="utf-8"?>
-<b:Sources xmlns:b="http://schemas.openxmlformats.org/officeDocument/2006/bibliography" xmlns="http://schemas.openxmlformats.org/officeDocument/2006/bibliography" SelectedStyle="/APA.XSL" StyleName="APA"/>
-</file>
-
-<file path=customXml/item3.xml><?xml version="1.0" encoding="utf-8"?>
 <ct:contentTypeSchema xmlns:ct="http://schemas.microsoft.com/office/2006/metadata/contentType" xmlns:ma="http://schemas.microsoft.com/office/2006/metadata/properties/metaAttributes" ct:_="" ma:_="" ma:contentTypeName="Document" ma:contentTypeID="0x0101006BA738DD7176B04DB0A7A860E99B23CF" ma:contentTypeVersion="11" ma:contentTypeDescription="Create a new document." ma:contentTypeScope="" ma:versionID="dfb6c7bb58ff17658e232ce9ded4f482">
   <xsd:schema xmlns:xsd="http://www.w3.org/2001/XMLSchema" xmlns:xs="http://www.w3.org/2001/XMLSchema" xmlns:p="http://schemas.microsoft.com/office/2006/metadata/properties" xmlns:ns2="e89bd651-a027-450b-961b-5fe5ec8507fb" xmlns:ns3="6aca64f0-1a7f-45a9-aeb0-68bfeee3fd7c" targetNamespace="http://schemas.microsoft.com/office/2006/metadata/properties" ma:root="true" ma:fieldsID="f4d25b6188bf54fe63b1183e3b4f8ef3" ns2:_="" ns3:_="">
     <xsd:import namespace="e89bd651-a027-450b-961b-5fe5ec8507fb"/>
@@ -13186,6 +13206,19 @@
 </ct:contentTypeSchema>
 </file>
 
+<file path=customXml/item2.xml><?xml version="1.0" encoding="utf-8"?>
+<b:Sources xmlns:b="http://schemas.openxmlformats.org/officeDocument/2006/bibliography" xmlns="http://schemas.openxmlformats.org/officeDocument/2006/bibliography" SelectedStyle="/APA.XSL" StyleName="APA"/>
+</file>
+
+<file path=customXml/item3.xml><?xml version="1.0" encoding="utf-8"?>
+<?mso-contentType ?>
+<FormTemplates xmlns="http://schemas.microsoft.com/sharepoint/v3/contenttype/forms">
+  <Display>DocumentLibraryForm</Display>
+  <Edit>DocumentLibraryForm</Edit>
+  <New>DocumentLibraryForm</New>
+</FormTemplates>
+</file>
+
 <file path=customXml/item4.xml><?xml version="1.0" encoding="utf-8"?>
 <p:properties xmlns:p="http://schemas.microsoft.com/office/2006/metadata/properties" xmlns:xsi="http://www.w3.org/2001/XMLSchema-instance" xmlns:pc="http://schemas.microsoft.com/office/infopath/2007/PartnerControls">
   <documentManagement>
@@ -13198,22 +13231,6 @@
 </file>
 
 <file path=customXml/itemProps1.xml><?xml version="1.0" encoding="utf-8"?>
-<ds:datastoreItem xmlns:ds="http://schemas.openxmlformats.org/officeDocument/2006/customXml" ds:itemID="{42CA715B-B0C9-4421-8595-4EE8FA27EC8E}">
-  <ds:schemaRefs>
-    <ds:schemaRef ds:uri="http://schemas.microsoft.com/sharepoint/v3/contenttype/forms"/>
-  </ds:schemaRefs>
-</ds:datastoreItem>
-</file>
-
-<file path=customXml/itemProps2.xml><?xml version="1.0" encoding="utf-8"?>
-<ds:datastoreItem xmlns:ds="http://schemas.openxmlformats.org/officeDocument/2006/customXml" ds:itemID="{EF278816-EC6F-A645-907D-7F25AECB1D4A}">
-  <ds:schemaRefs>
-    <ds:schemaRef ds:uri="http://schemas.openxmlformats.org/officeDocument/2006/bibliography"/>
-  </ds:schemaRefs>
-</ds:datastoreItem>
-</file>
-
-<file path=customXml/itemProps3.xml><?xml version="1.0" encoding="utf-8"?>
 <ds:datastoreItem xmlns:ds="http://schemas.openxmlformats.org/officeDocument/2006/customXml" ds:itemID="{AF72D709-5149-4147-B4C1-728E2FA9B925}">
   <ds:schemaRefs>
     <ds:schemaRef ds:uri="http://schemas.microsoft.com/office/2006/metadata/contentType"/>
@@ -13232,6 +13249,22 @@
 </ds:datastoreItem>
 </file>
 
+<file path=customXml/itemProps2.xml><?xml version="1.0" encoding="utf-8"?>
+<ds:datastoreItem xmlns:ds="http://schemas.openxmlformats.org/officeDocument/2006/customXml" ds:itemID="{EF278816-EC6F-A645-907D-7F25AECB1D4A}">
+  <ds:schemaRefs>
+    <ds:schemaRef ds:uri="http://schemas.openxmlformats.org/officeDocument/2006/bibliography"/>
+  </ds:schemaRefs>
+</ds:datastoreItem>
+</file>
+
+<file path=customXml/itemProps3.xml><?xml version="1.0" encoding="utf-8"?>
+<ds:datastoreItem xmlns:ds="http://schemas.openxmlformats.org/officeDocument/2006/customXml" ds:itemID="{42CA715B-B0C9-4421-8595-4EE8FA27EC8E}">
+  <ds:schemaRefs>
+    <ds:schemaRef ds:uri="http://schemas.microsoft.com/sharepoint/v3/contenttype/forms"/>
+  </ds:schemaRefs>
+</ds:datastoreItem>
+</file>
+
 <file path=customXml/itemProps4.xml><?xml version="1.0" encoding="utf-8"?>
 <ds:datastoreItem xmlns:ds="http://schemas.openxmlformats.org/officeDocument/2006/customXml" ds:itemID="{339F985B-7D9C-40AC-A5EF-0196E8BD6536}">
   <ds:schemaRefs>
